--- a/project/report/report-worksheet.docx
+++ b/project/report/report-worksheet.docx
@@ -609,7 +609,11 @@
     <w:bookmarkEnd w:id="54"/>
     <w:bookmarkEnd w:id="55"/>
     <w:bookmarkEnd w:id="56"/>
-    <w:sectPr/>
+    <w:sectPr>
+      <w:footnotePr>
+        <w:numRestart w:val="eachSect"/>
+      </w:footnotePr>
+    </w:sectPr>
   </w:body>
 </w:document>
 </file>
@@ -1084,8 +1088,6 @@
     </w:pPr>
     <w:rPr>
       <w:rFonts w:asciiTheme="majorHAnsi" w:cstheme="majorBidi" w:eastAsiaTheme="majorEastAsia" w:hAnsiTheme="majorHAnsi"/>
-      <w:spacing w:val="-10"/>
-      <w:kern w:val="28"/>
       <w:sz w:val="56"/>
       <w:szCs w:val="56"/>
     </w:rPr>
@@ -1098,8 +1100,6 @@
     <w:rsid w:val="00A10FD9"/>
     <w:rPr>
       <w:rFonts w:asciiTheme="majorHAnsi" w:cstheme="majorBidi" w:eastAsiaTheme="majorEastAsia" w:hAnsiTheme="majorHAnsi"/>
-      <w:spacing w:val="-10"/>
-      <w:kern w:val="28"/>
       <w:sz w:val="56"/>
       <w:szCs w:val="56"/>
     </w:rPr>
@@ -1140,23 +1140,31 @@
   </w:style>
   <w:style w:customStyle="1" w:styleId="Author" w:type="paragraph">
     <w:name w:val="Author"/>
+    <w:basedOn w:val="Title"/>
     <w:next w:val="BodyText"/>
     <w:qFormat/>
     <w:pPr>
       <w:keepNext/>
       <w:keepLines/>
-      <w:jc w:val="center"/>
-    </w:pPr>
+    </w:pPr>
+    <w:rPr>
+      <w:sz w:val="24"/>
+      <w:szCs w:val="24"/>
+    </w:rPr>
   </w:style>
   <w:style w:styleId="Date" w:type="paragraph">
     <w:name w:val="Date"/>
+    <w:basedOn w:val="Title"/>
     <w:next w:val="BodyText"/>
     <w:qFormat/>
     <w:pPr>
       <w:keepNext/>
       <w:keepLines/>
-      <w:jc w:val="center"/>
-    </w:pPr>
+    </w:pPr>
+    <w:rPr>
+      <w:sz w:val="24"/>
+      <w:szCs w:val="24"/>
+    </w:rPr>
   </w:style>
   <w:style w:customStyle="1" w:styleId="AbstractTitle" w:type="paragraph">
     <w:name w:val="Abstract Title"/>

--- a/project/report/report-worksheet.docx
+++ b/project/report/report-worksheet.docx
@@ -10,7 +10,7 @@
         <w:t xml:space="preserve">Final Report Worksheet</w:t>
       </w:r>
     </w:p>
-    <w:bookmarkStart w:id="20" w:name="statement-of-work"/>
+    <w:bookmarkStart w:id="9" w:name="statement-of-work"/>
     <w:p>
       <w:pPr>
         <w:pStyle w:val="Heading2"/>
@@ -67,8 +67,8 @@
         <w:t xml:space="preserve">In the sections below, fill out the bulleted lists or include responses/plots below the section headings.</w:t>
       </w:r>
     </w:p>
-    <w:bookmarkEnd w:id="20"/>
-    <w:bookmarkStart w:id="22" w:name="outline"/>
+    <w:bookmarkEnd w:id="9"/>
+    <w:bookmarkStart w:id="11" w:name="outline"/>
     <w:p>
       <w:pPr>
         <w:pStyle w:val="Heading2"/>
@@ -179,7 +179,7 @@
       <w:r>
         <w:t xml:space="preserve"> </w:t>
       </w:r>
-      <w:hyperlink r:id="rId21">
+      <w:hyperlink r:id="rId10">
         <w:r>
           <w:rPr>
             <w:rStyle w:val="Hyperlink"/>
@@ -194,8 +194,8 @@
         <w:t xml:space="preserve">for a refresher on good topics sentences and equations.</w:t>
       </w:r>
     </w:p>
-    <w:bookmarkEnd w:id="22"/>
-    <w:bookmarkStart w:id="56" w:name="template"/>
+    <w:bookmarkEnd w:id="11"/>
+    <w:bookmarkStart w:id="45" w:name="template"/>
     <w:p>
       <w:pPr>
         <w:pStyle w:val="Heading2"/>
@@ -204,7 +204,7 @@
         <w:t xml:space="preserve">Template</w:t>
       </w:r>
     </w:p>
-    <w:bookmarkStart w:id="25" w:name="abstract"/>
+    <w:bookmarkStart w:id="14" w:name="abstract"/>
     <w:p>
       <w:pPr>
         <w:pStyle w:val="Heading3"/>
@@ -213,7 +213,7 @@
         <w:t xml:space="preserve">Abstract</w:t>
       </w:r>
     </w:p>
-    <w:bookmarkStart w:id="23" w:name="what-is-the-main-gist-of-your-project"/>
+    <w:bookmarkStart w:id="12" w:name="what-is-the-main-gist-of-your-project"/>
     <w:p>
       <w:pPr>
         <w:pStyle w:val="Heading4"/>
@@ -222,8 +222,8 @@
         <w:t xml:space="preserve">What is the main gist of your project?</w:t>
       </w:r>
     </w:p>
-    <w:bookmarkEnd w:id="23"/>
-    <w:bookmarkStart w:id="24" w:name="X72977dc68c66ca72a437cab2294f117c481d906"/>
+    <w:bookmarkEnd w:id="12"/>
+    <w:bookmarkStart w:id="13" w:name="X72977dc68c66ca72a437cab2294f117c481d906"/>
     <w:p>
       <w:pPr>
         <w:pStyle w:val="Heading4"/>
@@ -232,9 +232,9 @@
         <w:t xml:space="preserve">What is the significant quantitative result(s) of your project?</w:t>
       </w:r>
     </w:p>
-    <w:bookmarkEnd w:id="24"/>
-    <w:bookmarkEnd w:id="25"/>
-    <w:bookmarkStart w:id="28" w:name="introduction"/>
+    <w:bookmarkEnd w:id="13"/>
+    <w:bookmarkEnd w:id="14"/>
+    <w:bookmarkStart w:id="17" w:name="introduction"/>
     <w:p>
       <w:pPr>
         <w:pStyle w:val="Heading3"/>
@@ -243,7 +243,7 @@
         <w:t xml:space="preserve">Introduction</w:t>
       </w:r>
     </w:p>
-    <w:bookmarkStart w:id="26" w:name="Xa7dd27a33aad557035dbd4372dd32806f03f957"/>
+    <w:bookmarkStart w:id="15" w:name="Xa7dd27a33aad557035dbd4372dd32806f03f957"/>
     <w:p>
       <w:pPr>
         <w:pStyle w:val="Heading4"/>
@@ -288,25 +288,233 @@
         <w:t xml:space="preserve">…</w:t>
       </w:r>
     </w:p>
+    <w:bookmarkEnd w:id="15"/>
+    <w:bookmarkStart w:id="16" w:name="X671edb32d2a29aa01eed9d686055eba3710cb63"/>
+    <w:p>
+      <w:pPr>
+        <w:pStyle w:val="Heading4"/>
+      </w:pPr>
+      <w:r>
+        <w:t xml:space="preserve">What references are needed to support the concepts you want to introduce?</w:t>
+      </w:r>
+    </w:p>
+    <w:bookmarkEnd w:id="16"/>
+    <w:bookmarkEnd w:id="17"/>
+    <w:bookmarkStart w:id="37" w:name="sensor-design"/>
+    <w:p>
+      <w:pPr>
+        <w:pStyle w:val="Heading3"/>
+      </w:pPr>
+      <w:r>
+        <w:t xml:space="preserve">Sensor Design</w:t>
+      </w:r>
+    </w:p>
+    <w:p>
+      <w:pPr>
+        <w:pStyle w:val="FirstParagraph"/>
+      </w:pPr>
+      <w:r>
+        <w:t xml:space="preserve">For for each sensor, include information about its design.</w:t>
+      </w:r>
+    </w:p>
+    <w:bookmarkStart w:id="18" w:name="what-sensors-does-your-robot-include"/>
+    <w:p>
+      <w:pPr>
+        <w:pStyle w:val="Heading4"/>
+      </w:pPr>
+      <w:r>
+        <w:t xml:space="preserve">What sensors does your robot include?</w:t>
+      </w:r>
+    </w:p>
+    <w:bookmarkEnd w:id="18"/>
+    <w:bookmarkStart w:id="24" w:name="sensor-1"/>
+    <w:p>
+      <w:pPr>
+        <w:pStyle w:val="Heading4"/>
+      </w:pPr>
+      <w:r>
+        <w:t xml:space="preserve">Sensor 1:</w:t>
+      </w:r>
+    </w:p>
+    <w:bookmarkStart w:id="19" w:name="what-is-the-expect-range-of-input-values"/>
+    <w:p>
+      <w:pPr>
+        <w:pStyle w:val="Heading5"/>
+      </w:pPr>
+      <w:r>
+        <w:t xml:space="preserve">What is the expect range of input values?</w:t>
+      </w:r>
+    </w:p>
+    <w:bookmarkEnd w:id="19"/>
+    <w:bookmarkStart w:id="20" w:name="Xa791f0be2bdb1e580a1b5a119e89c72fcb81364"/>
+    <w:p>
+      <w:pPr>
+        <w:pStyle w:val="Heading5"/>
+      </w:pPr>
+      <w:r>
+        <w:t xml:space="preserve">What sensor did you select to make the measurement? Why?</w:t>
+      </w:r>
+    </w:p>
+    <w:bookmarkEnd w:id="20"/>
+    <w:bookmarkStart w:id="21" w:name="Xd848abc3c73d19a88f2ae50af1cfaacd5abdc4d"/>
+    <w:p>
+      <w:pPr>
+        <w:pStyle w:val="Heading5"/>
+      </w:pPr>
+      <w:r>
+        <w:t xml:space="preserve">Describe the circuit you designed. Include schematics and calculations.</w:t>
+      </w:r>
+    </w:p>
+    <w:bookmarkEnd w:id="21"/>
+    <w:bookmarkStart w:id="22" w:name="Xb651f18be055ce85d0e5e30148007bcc16b5979"/>
+    <w:p>
+      <w:pPr>
+        <w:pStyle w:val="Heading5"/>
+      </w:pPr>
+      <w:r>
+        <w:t xml:space="preserve">What if any software modifications were made?</w:t>
+      </w:r>
+    </w:p>
+    <w:bookmarkEnd w:id="22"/>
+    <w:bookmarkStart w:id="23" w:name="Xa57dd80c7e8edc1116ffb60c2090c9f44f9d681"/>
+    <w:p>
+      <w:pPr>
+        <w:pStyle w:val="Heading5"/>
+      </w:pPr>
+      <w:r>
+        <w:t xml:space="preserve">How did you validate/calibrate your sensor? Include plots.</w:t>
+      </w:r>
+    </w:p>
+    <w:bookmarkEnd w:id="23"/>
+    <w:bookmarkEnd w:id="24"/>
+    <w:bookmarkStart w:id="30" w:name="sensor-2"/>
+    <w:p>
+      <w:pPr>
+        <w:pStyle w:val="Heading4"/>
+      </w:pPr>
+      <w:r>
+        <w:t xml:space="preserve">Sensor 2:</w:t>
+      </w:r>
+    </w:p>
+    <w:bookmarkStart w:id="25" w:name="X155dbea988fe8a3b9a9fd1997994668ff18c252"/>
+    <w:p>
+      <w:pPr>
+        <w:pStyle w:val="Heading5"/>
+      </w:pPr>
+      <w:r>
+        <w:t xml:space="preserve">What is the expect range of input values?</w:t>
+      </w:r>
+    </w:p>
+    <w:bookmarkEnd w:id="25"/>
+    <w:bookmarkStart w:id="26" w:name="X35ea080a403f141179190d4af97d21bff8b4b05"/>
+    <w:p>
+      <w:pPr>
+        <w:pStyle w:val="Heading5"/>
+      </w:pPr>
+      <w:r>
+        <w:t xml:space="preserve">What sensor did you select to make the measurement? Why?</w:t>
+      </w:r>
+    </w:p>
     <w:bookmarkEnd w:id="26"/>
-    <w:bookmarkStart w:id="27" w:name="X671edb32d2a29aa01eed9d686055eba3710cb63"/>
+    <w:bookmarkStart w:id="27" w:name="X9f58e3ec1f6b5169882e2a35e39954484c19fad"/>
+    <w:p>
+      <w:pPr>
+        <w:pStyle w:val="Heading5"/>
+      </w:pPr>
+      <w:r>
+        <w:t xml:space="preserve">Describe the circuit you designed. Include schematics and calculations.</w:t>
+      </w:r>
+    </w:p>
+    <w:bookmarkEnd w:id="27"/>
+    <w:bookmarkStart w:id="28" w:name="Xa36eb8e1d5e586c42e131327b6441cc84c91a3a"/>
+    <w:p>
+      <w:pPr>
+        <w:pStyle w:val="Heading5"/>
+      </w:pPr>
+      <w:r>
+        <w:t xml:space="preserve">What if any software modifications were made?</w:t>
+      </w:r>
+    </w:p>
+    <w:bookmarkEnd w:id="28"/>
+    <w:bookmarkStart w:id="29" w:name="Xb65cce8b8486450275cfe7a1d865ca6c8ed21be"/>
+    <w:p>
+      <w:pPr>
+        <w:pStyle w:val="Heading5"/>
+      </w:pPr>
+      <w:r>
+        <w:t xml:space="preserve">How did you validate/calibrate your sensor? Include plots.</w:t>
+      </w:r>
+    </w:p>
+    <w:bookmarkEnd w:id="29"/>
+    <w:bookmarkEnd w:id="30"/>
+    <w:bookmarkStart w:id="36" w:name="sensor-3"/>
     <w:p>
       <w:pPr>
         <w:pStyle w:val="Heading4"/>
       </w:pPr>
       <w:r>
-        <w:t xml:space="preserve">What references are needed to support the concepts you want to introduce?</w:t>
-      </w:r>
-    </w:p>
-    <w:bookmarkEnd w:id="27"/>
-    <w:bookmarkEnd w:id="28"/>
-    <w:bookmarkStart w:id="48" w:name="sensor-design"/>
+        <w:t xml:space="preserve">Sensor 3:</w:t>
+      </w:r>
+    </w:p>
+    <w:bookmarkStart w:id="31" w:name="X521db27c479609688aa916d5e10f0b8999850cd"/>
+    <w:p>
+      <w:pPr>
+        <w:pStyle w:val="Heading5"/>
+      </w:pPr>
+      <w:r>
+        <w:t xml:space="preserve">What is the expect range of input values?</w:t>
+      </w:r>
+    </w:p>
+    <w:bookmarkEnd w:id="31"/>
+    <w:bookmarkStart w:id="32" w:name="X3c584086a69859fb2e66f796e5ba2c7a36354f3"/>
+    <w:p>
+      <w:pPr>
+        <w:pStyle w:val="Heading5"/>
+      </w:pPr>
+      <w:r>
+        <w:t xml:space="preserve">What sensor did you select to make the measurement? Why?</w:t>
+      </w:r>
+    </w:p>
+    <w:bookmarkEnd w:id="32"/>
+    <w:bookmarkStart w:id="33" w:name="X07b0cc84499d8dc78c1c1025997406a56287131"/>
+    <w:p>
+      <w:pPr>
+        <w:pStyle w:val="Heading5"/>
+      </w:pPr>
+      <w:r>
+        <w:t xml:space="preserve">Describe the circuit you designed. Include schematics and calculations.</w:t>
+      </w:r>
+    </w:p>
+    <w:bookmarkEnd w:id="33"/>
+    <w:bookmarkStart w:id="34" w:name="X0eeb40a036caa943ab25a85869408fc964ba659"/>
+    <w:p>
+      <w:pPr>
+        <w:pStyle w:val="Heading5"/>
+      </w:pPr>
+      <w:r>
+        <w:t xml:space="preserve">What if any software modifications were made?</w:t>
+      </w:r>
+    </w:p>
+    <w:bookmarkEnd w:id="34"/>
+    <w:bookmarkStart w:id="35" w:name="X027b528245928bbf615774a80c9e55c2f4c2387"/>
+    <w:p>
+      <w:pPr>
+        <w:pStyle w:val="Heading5"/>
+      </w:pPr>
+      <w:r>
+        <w:t xml:space="preserve">How did you validate/calibrate your sensor? Include plots.</w:t>
+      </w:r>
+    </w:p>
+    <w:bookmarkEnd w:id="35"/>
+    <w:bookmarkEnd w:id="36"/>
+    <w:bookmarkEnd w:id="37"/>
+    <w:bookmarkStart w:id="38" w:name="robot-design"/>
     <w:p>
       <w:pPr>
         <w:pStyle w:val="Heading3"/>
       </w:pPr>
       <w:r>
-        <w:t xml:space="preserve">Sensor Design</w:t>
+        <w:t xml:space="preserve">Robot Design</w:t>
       </w:r>
     </w:p>
     <w:p>
@@ -314,301 +522,93 @@
         <w:pStyle w:val="FirstParagraph"/>
       </w:pPr>
       <w:r>
-        <w:t xml:space="preserve">For for each sensor, include information about its design.</w:t>
-      </w:r>
-    </w:p>
-    <w:bookmarkStart w:id="29" w:name="what-sensors-does-your-robot-include"/>
+        <w:t xml:space="preserve">Include information and calculations for the mechanical design and integration.</w:t>
+      </w:r>
+    </w:p>
+    <w:bookmarkEnd w:id="38"/>
+    <w:bookmarkStart w:id="39" w:name="deployment-details"/>
+    <w:p>
+      <w:pPr>
+        <w:pStyle w:val="Heading3"/>
+      </w:pPr>
+      <w:r>
+        <w:t xml:space="preserve">Deployment Details</w:t>
+      </w:r>
+    </w:p>
+    <w:p>
+      <w:pPr>
+        <w:pStyle w:val="FirstParagraph"/>
+      </w:pPr>
+      <w:r>
+        <w:t xml:space="preserve">Include relevant data for your deployment (e.g., relevant plots of data collected, photos/diagrams)</w:t>
+      </w:r>
+    </w:p>
+    <w:bookmarkEnd w:id="39"/>
+    <w:bookmarkStart w:id="40" w:name="results"/>
+    <w:p>
+      <w:pPr>
+        <w:pStyle w:val="Heading3"/>
+      </w:pPr>
+      <w:r>
+        <w:t xml:space="preserve">Results</w:t>
+      </w:r>
+    </w:p>
+    <w:p>
+      <w:pPr>
+        <w:pStyle w:val="FirstParagraph"/>
+      </w:pPr>
+      <w:r>
+        <w:t xml:space="preserve">Include the plots you’ll use to present the key results from your deployments.</w:t>
+      </w:r>
+      <w:r>
+        <w:t xml:space="preserve"> </w:t>
+      </w:r>
+      <w:r>
+        <w:t xml:space="preserve">Plots should include comparisons to theory and ground truth measurements.</w:t>
+      </w:r>
+    </w:p>
+    <w:bookmarkEnd w:id="40"/>
+    <w:bookmarkStart w:id="44" w:name="conclusion"/>
+    <w:p>
+      <w:pPr>
+        <w:pStyle w:val="Heading3"/>
+      </w:pPr>
+      <w:r>
+        <w:t xml:space="preserve">Conclusion</w:t>
+      </w:r>
+    </w:p>
+    <w:bookmarkStart w:id="41" w:name="X8dfb2b51dee0b103350841b81efa9338c8f6d3c"/>
     <w:p>
       <w:pPr>
         <w:pStyle w:val="Heading4"/>
       </w:pPr>
       <w:r>
-        <w:t xml:space="preserve">What sensors does your robot include?</w:t>
-      </w:r>
-    </w:p>
-    <w:bookmarkEnd w:id="29"/>
-    <w:bookmarkStart w:id="35" w:name="sensor-1"/>
+        <w:t xml:space="preserve">Write a succinct (3-4 sentence) summary of your project and results.</w:t>
+      </w:r>
+    </w:p>
+    <w:bookmarkEnd w:id="41"/>
+    <w:bookmarkStart w:id="42" w:name="Xc2bb47d2fe21eac8d3b4cac2b5a31ec5bc72438"/>
     <w:p>
       <w:pPr>
         <w:pStyle w:val="Heading4"/>
       </w:pPr>
       <w:r>
-        <w:t xml:space="preserve">Sensor 1:</w:t>
-      </w:r>
-    </w:p>
-    <w:bookmarkStart w:id="30" w:name="what-is-the-expect-range-of-input-values"/>
-    <w:p>
-      <w:pPr>
-        <w:pStyle w:val="Heading5"/>
-      </w:pPr>
-      <w:r>
-        <w:t xml:space="preserve">What is the expect range of input values?</w:t>
-      </w:r>
-    </w:p>
-    <w:bookmarkEnd w:id="30"/>
-    <w:bookmarkStart w:id="31" w:name="Xa791f0be2bdb1e580a1b5a119e89c72fcb81364"/>
-    <w:p>
-      <w:pPr>
-        <w:pStyle w:val="Heading5"/>
-      </w:pPr>
-      <w:r>
-        <w:t xml:space="preserve">What sensor did you select to make the measurement? Why?</w:t>
-      </w:r>
-    </w:p>
-    <w:bookmarkEnd w:id="31"/>
-    <w:bookmarkStart w:id="32" w:name="Xd848abc3c73d19a88f2ae50af1cfaacd5abdc4d"/>
-    <w:p>
-      <w:pPr>
-        <w:pStyle w:val="Heading5"/>
-      </w:pPr>
-      <w:r>
-        <w:t xml:space="preserve">Describe the circuit you designed. Include schematics and calculations.</w:t>
-      </w:r>
-    </w:p>
-    <w:bookmarkEnd w:id="32"/>
-    <w:bookmarkStart w:id="33" w:name="Xb651f18be055ce85d0e5e30148007bcc16b5979"/>
-    <w:p>
-      <w:pPr>
-        <w:pStyle w:val="Heading5"/>
-      </w:pPr>
-      <w:r>
-        <w:t xml:space="preserve">What if any software modifications were made?</w:t>
-      </w:r>
-    </w:p>
-    <w:bookmarkEnd w:id="33"/>
-    <w:bookmarkStart w:id="34" w:name="Xa57dd80c7e8edc1116ffb60c2090c9f44f9d681"/>
-    <w:p>
-      <w:pPr>
-        <w:pStyle w:val="Heading5"/>
-      </w:pPr>
-      <w:r>
-        <w:t xml:space="preserve">How did you validate/calibrate your sensor? Include plots.</w:t>
-      </w:r>
-    </w:p>
-    <w:bookmarkEnd w:id="34"/>
-    <w:bookmarkEnd w:id="35"/>
-    <w:bookmarkStart w:id="41" w:name="sensor-2"/>
+        <w:t xml:space="preserve">What were the big-picture takeaways from your work?</w:t>
+      </w:r>
+    </w:p>
+    <w:bookmarkEnd w:id="42"/>
+    <w:bookmarkStart w:id="43" w:name="X471646832b700767f1c7235f0de57bbcabc3a6d"/>
     <w:p>
       <w:pPr>
         <w:pStyle w:val="Heading4"/>
       </w:pPr>
       <w:r>
-        <w:t xml:space="preserve">Sensor 2:</w:t>
-      </w:r>
-    </w:p>
-    <w:bookmarkStart w:id="36" w:name="X155dbea988fe8a3b9a9fd1997994668ff18c252"/>
-    <w:p>
-      <w:pPr>
-        <w:pStyle w:val="Heading5"/>
-      </w:pPr>
-      <w:r>
-        <w:t xml:space="preserve">What is the expect range of input values?</w:t>
-      </w:r>
-    </w:p>
-    <w:bookmarkEnd w:id="36"/>
-    <w:bookmarkStart w:id="37" w:name="X35ea080a403f141179190d4af97d21bff8b4b05"/>
-    <w:p>
-      <w:pPr>
-        <w:pStyle w:val="Heading5"/>
-      </w:pPr>
-      <w:r>
-        <w:t xml:space="preserve">What sensor did you select to make the measurement? Why?</w:t>
-      </w:r>
-    </w:p>
-    <w:bookmarkEnd w:id="37"/>
-    <w:bookmarkStart w:id="38" w:name="X9f58e3ec1f6b5169882e2a35e39954484c19fad"/>
-    <w:p>
-      <w:pPr>
-        <w:pStyle w:val="Heading5"/>
-      </w:pPr>
-      <w:r>
-        <w:t xml:space="preserve">Describe the circuit you designed. Include schematics and calculations.</w:t>
-      </w:r>
-    </w:p>
-    <w:bookmarkEnd w:id="38"/>
-    <w:bookmarkStart w:id="39" w:name="Xa36eb8e1d5e586c42e131327b6441cc84c91a3a"/>
-    <w:p>
-      <w:pPr>
-        <w:pStyle w:val="Heading5"/>
-      </w:pPr>
-      <w:r>
-        <w:t xml:space="preserve">What if any software modifications were made?</w:t>
-      </w:r>
-    </w:p>
-    <w:bookmarkEnd w:id="39"/>
-    <w:bookmarkStart w:id="40" w:name="Xb65cce8b8486450275cfe7a1d865ca6c8ed21be"/>
-    <w:p>
-      <w:pPr>
-        <w:pStyle w:val="Heading5"/>
-      </w:pPr>
-      <w:r>
-        <w:t xml:space="preserve">How did you validate/calibrate your sensor? Include plots.</w:t>
-      </w:r>
-    </w:p>
-    <w:bookmarkEnd w:id="40"/>
-    <w:bookmarkEnd w:id="41"/>
-    <w:bookmarkStart w:id="47" w:name="sensor-3"/>
-    <w:p>
-      <w:pPr>
-        <w:pStyle w:val="Heading4"/>
-      </w:pPr>
-      <w:r>
-        <w:t xml:space="preserve">Sensor 3:</w:t>
-      </w:r>
-    </w:p>
-    <w:bookmarkStart w:id="42" w:name="X521db27c479609688aa916d5e10f0b8999850cd"/>
-    <w:p>
-      <w:pPr>
-        <w:pStyle w:val="Heading5"/>
-      </w:pPr>
-      <w:r>
-        <w:t xml:space="preserve">What is the expect range of input values?</w:t>
-      </w:r>
-    </w:p>
-    <w:bookmarkEnd w:id="42"/>
-    <w:bookmarkStart w:id="43" w:name="X3c584086a69859fb2e66f796e5ba2c7a36354f3"/>
-    <w:p>
-      <w:pPr>
-        <w:pStyle w:val="Heading5"/>
-      </w:pPr>
-      <w:r>
-        <w:t xml:space="preserve">What sensor did you select to make the measurement? Why?</w:t>
+        <w:t xml:space="preserve">What are your recommendations for future work? If you were deploying again next week, what would you change/improve?</w:t>
       </w:r>
     </w:p>
     <w:bookmarkEnd w:id="43"/>
-    <w:bookmarkStart w:id="44" w:name="X07b0cc84499d8dc78c1c1025997406a56287131"/>
-    <w:p>
-      <w:pPr>
-        <w:pStyle w:val="Heading5"/>
-      </w:pPr>
-      <w:r>
-        <w:t xml:space="preserve">Describe the circuit you designed. Include schematics and calculations.</w:t>
-      </w:r>
-    </w:p>
     <w:bookmarkEnd w:id="44"/>
-    <w:bookmarkStart w:id="45" w:name="X0eeb40a036caa943ab25a85869408fc964ba659"/>
-    <w:p>
-      <w:pPr>
-        <w:pStyle w:val="Heading5"/>
-      </w:pPr>
-      <w:r>
-        <w:t xml:space="preserve">What if any software modifications were made?</w:t>
-      </w:r>
-    </w:p>
     <w:bookmarkEnd w:id="45"/>
-    <w:bookmarkStart w:id="46" w:name="X027b528245928bbf615774a80c9e55c2f4c2387"/>
-    <w:p>
-      <w:pPr>
-        <w:pStyle w:val="Heading5"/>
-      </w:pPr>
-      <w:r>
-        <w:t xml:space="preserve">How did you validate/calibrate your sensor? Include plots.</w:t>
-      </w:r>
-    </w:p>
-    <w:bookmarkEnd w:id="46"/>
-    <w:bookmarkEnd w:id="47"/>
-    <w:bookmarkEnd w:id="48"/>
-    <w:bookmarkStart w:id="49" w:name="robot-design"/>
-    <w:p>
-      <w:pPr>
-        <w:pStyle w:val="Heading3"/>
-      </w:pPr>
-      <w:r>
-        <w:t xml:space="preserve">Robot Design</w:t>
-      </w:r>
-    </w:p>
-    <w:p>
-      <w:pPr>
-        <w:pStyle w:val="FirstParagraph"/>
-      </w:pPr>
-      <w:r>
-        <w:t xml:space="preserve">Include information and calculations for the mechanical design and integration.</w:t>
-      </w:r>
-    </w:p>
-    <w:bookmarkEnd w:id="49"/>
-    <w:bookmarkStart w:id="50" w:name="deployment-details"/>
-    <w:p>
-      <w:pPr>
-        <w:pStyle w:val="Heading3"/>
-      </w:pPr>
-      <w:r>
-        <w:t xml:space="preserve">Deployment Details</w:t>
-      </w:r>
-    </w:p>
-    <w:p>
-      <w:pPr>
-        <w:pStyle w:val="FirstParagraph"/>
-      </w:pPr>
-      <w:r>
-        <w:t xml:space="preserve">Include relevant data for your deployment (e.g., relevant plots of data collected, photos/diagrams)</w:t>
-      </w:r>
-    </w:p>
-    <w:bookmarkEnd w:id="50"/>
-    <w:bookmarkStart w:id="51" w:name="results"/>
-    <w:p>
-      <w:pPr>
-        <w:pStyle w:val="Heading3"/>
-      </w:pPr>
-      <w:r>
-        <w:t xml:space="preserve">Results</w:t>
-      </w:r>
-    </w:p>
-    <w:p>
-      <w:pPr>
-        <w:pStyle w:val="FirstParagraph"/>
-      </w:pPr>
-      <w:r>
-        <w:t xml:space="preserve">Include the plots you’ll use to present the key results from your deployments.</w:t>
-      </w:r>
-      <w:r>
-        <w:t xml:space="preserve"> </w:t>
-      </w:r>
-      <w:r>
-        <w:t xml:space="preserve">Plots should include comparisons to theory and ground truth measurements.</w:t>
-      </w:r>
-    </w:p>
-    <w:bookmarkEnd w:id="51"/>
-    <w:bookmarkStart w:id="55" w:name="conclusion"/>
-    <w:p>
-      <w:pPr>
-        <w:pStyle w:val="Heading3"/>
-      </w:pPr>
-      <w:r>
-        <w:t xml:space="preserve">Conclusion</w:t>
-      </w:r>
-    </w:p>
-    <w:bookmarkStart w:id="52" w:name="X8dfb2b51dee0b103350841b81efa9338c8f6d3c"/>
-    <w:p>
-      <w:pPr>
-        <w:pStyle w:val="Heading4"/>
-      </w:pPr>
-      <w:r>
-        <w:t xml:space="preserve">Write a succinct (3-4 sentence) summary of your project and results.</w:t>
-      </w:r>
-    </w:p>
-    <w:bookmarkEnd w:id="52"/>
-    <w:bookmarkStart w:id="53" w:name="Xc2bb47d2fe21eac8d3b4cac2b5a31ec5bc72438"/>
-    <w:p>
-      <w:pPr>
-        <w:pStyle w:val="Heading4"/>
-      </w:pPr>
-      <w:r>
-        <w:t xml:space="preserve">What were the big-picture takeaways from your work?</w:t>
-      </w:r>
-    </w:p>
-    <w:bookmarkEnd w:id="53"/>
-    <w:bookmarkStart w:id="54" w:name="X471646832b700767f1c7235f0de57bbcabc3a6d"/>
-    <w:p>
-      <w:pPr>
-        <w:pStyle w:val="Heading4"/>
-      </w:pPr>
-      <w:r>
-        <w:t xml:space="preserve">What are your recommendations for future work? If you were deploying again next week, what would you change/improve?</w:t>
-      </w:r>
-    </w:p>
-    <w:bookmarkEnd w:id="54"/>
-    <w:bookmarkEnd w:id="55"/>
-    <w:bookmarkEnd w:id="56"/>
     <w:sectPr>
       <w:footnotePr>
         <w:numRestart w:val="eachSect"/>
@@ -1033,10 +1033,10 @@
   <w:docDefaults>
     <w:rPrDefault>
       <w:rPr>
-        <w:rFonts w:asciiTheme="minorHAnsi" w:cstheme="minorBidi" w:eastAsiaTheme="minorHAnsi" w:hAnsiTheme="minorHAnsi"/>
+        <w:rFonts w:asciiTheme="minorHAnsi" w:cstheme="minorBidi" w:eastAsiaTheme="minorEastAsia" w:hAnsiTheme="minorHAnsi"/>
         <w:sz w:val="24"/>
         <w:szCs w:val="24"/>
-        <w:lang w:bidi="ar-SA" w:eastAsia="en-US" w:val="en-US"/>
+        <w:lang w:bidi="ar-SA" w:eastAsia="zh-CN" w:val="en-US"/>
       </w:rPr>
     </w:rPrDefault>
     <w:pPrDefault>
@@ -1577,13 +1577,6 @@
       </w:tblCellMar>
     </w:tblPr>
     <w:tblStylePr w:type="firstRow">
-      <w:tblPr>
-        <w:jc w:val="left"/>
-        <w:tblInd w:type="dxa" w:w="0"/>
-      </w:tblPr>
-      <w:trPr>
-        <w:jc w:val="left"/>
-      </w:trPr>
       <w:tcPr>
         <w:tcBorders>
           <w:bottom w:val="single"/>

--- a/project/report/report-worksheet.docx
+++ b/project/report/report-worksheet.docx
@@ -166,7 +166,43 @@
         </w:numPr>
       </w:pPr>
       <w:r>
+        <w:t xml:space="preserve">Results</w:t>
+      </w:r>
+    </w:p>
+    <w:p>
+      <w:pPr>
+        <w:pStyle w:val="Compact"/>
+        <w:numPr>
+          <w:ilvl w:val="0"/>
+          <w:numId w:val="1003"/>
+        </w:numPr>
+      </w:pPr>
+      <w:r>
         <w:t xml:space="preserve">Conclusion</w:t>
+      </w:r>
+    </w:p>
+    <w:p>
+      <w:pPr>
+        <w:pStyle w:val="Compact"/>
+        <w:numPr>
+          <w:ilvl w:val="0"/>
+          <w:numId w:val="1003"/>
+        </w:numPr>
+      </w:pPr>
+      <w:r>
+        <w:t xml:space="preserve">Acknowledgements</w:t>
+      </w:r>
+    </w:p>
+    <w:p>
+      <w:pPr>
+        <w:pStyle w:val="Compact"/>
+        <w:numPr>
+          <w:ilvl w:val="0"/>
+          <w:numId w:val="1003"/>
+        </w:numPr>
+      </w:pPr>
+      <w:r>
+        <w:t xml:space="preserve">References</w:t>
       </w:r>
     </w:p>
     <w:p>
@@ -195,7 +231,7 @@
       </w:r>
     </w:p>
     <w:bookmarkEnd w:id="11"/>
-    <w:bookmarkStart w:id="45" w:name="template"/>
+    <w:bookmarkStart w:id="48" w:name="template"/>
     <w:p>
       <w:pPr>
         <w:pStyle w:val="Heading2"/>
@@ -234,7 +270,7 @@
     </w:p>
     <w:bookmarkEnd w:id="13"/>
     <w:bookmarkEnd w:id="14"/>
-    <w:bookmarkStart w:id="17" w:name="introduction"/>
+    <w:bookmarkStart w:id="16" w:name="introduction"/>
     <w:p>
       <w:pPr>
         <w:pStyle w:val="Heading3"/>
@@ -243,13 +279,13 @@
         <w:t xml:space="preserve">Introduction</w:t>
       </w:r>
     </w:p>
-    <w:bookmarkStart w:id="15" w:name="Xa7dd27a33aad557035dbd4372dd32806f03f957"/>
+    <w:bookmarkStart w:id="15" w:name="Xa491817aa744e640ded435ee2c8ff5258e3db50"/>
     <w:p>
       <w:pPr>
         <w:pStyle w:val="Heading4"/>
       </w:pPr>
       <w:r>
-        <w:t xml:space="preserve">List the key concepts that you need to introduce</w:t>
+        <w:t xml:space="preserve">List the key concepts that you need to introduce (with references)</w:t>
       </w:r>
     </w:p>
     <w:p>
@@ -289,54 +325,104 @@
       </w:r>
     </w:p>
     <w:bookmarkEnd w:id="15"/>
-    <w:bookmarkStart w:id="16" w:name="X671edb32d2a29aa01eed9d686055eba3710cb63"/>
+    <w:bookmarkEnd w:id="16"/>
+    <w:bookmarkStart w:id="36" w:name="sensor-design"/>
+    <w:p>
+      <w:pPr>
+        <w:pStyle w:val="Heading3"/>
+      </w:pPr>
+      <w:r>
+        <w:t xml:space="preserve">Sensor Design</w:t>
+      </w:r>
+    </w:p>
+    <w:p>
+      <w:pPr>
+        <w:pStyle w:val="FirstParagraph"/>
+      </w:pPr>
+      <w:r>
+        <w:t xml:space="preserve">For for each sensor, include information about its design.</w:t>
+      </w:r>
+    </w:p>
+    <w:bookmarkStart w:id="17" w:name="what-sensors-does-your-robot-include"/>
     <w:p>
       <w:pPr>
         <w:pStyle w:val="Heading4"/>
       </w:pPr>
       <w:r>
-        <w:t xml:space="preserve">What references are needed to support the concepts you want to introduce?</w:t>
-      </w:r>
-    </w:p>
-    <w:bookmarkEnd w:id="16"/>
+        <w:t xml:space="preserve">What sensors does your robot include?</w:t>
+      </w:r>
+    </w:p>
     <w:bookmarkEnd w:id="17"/>
-    <w:bookmarkStart w:id="37" w:name="sensor-design"/>
-    <w:p>
-      <w:pPr>
-        <w:pStyle w:val="Heading3"/>
-      </w:pPr>
-      <w:r>
-        <w:t xml:space="preserve">Sensor Design</w:t>
-      </w:r>
-    </w:p>
-    <w:p>
-      <w:pPr>
-        <w:pStyle w:val="FirstParagraph"/>
-      </w:pPr>
-      <w:r>
-        <w:t xml:space="preserve">For for each sensor, include information about its design.</w:t>
-      </w:r>
-    </w:p>
-    <w:bookmarkStart w:id="18" w:name="what-sensors-does-your-robot-include"/>
+    <w:bookmarkStart w:id="23" w:name="sensor-1"/>
     <w:p>
       <w:pPr>
         <w:pStyle w:val="Heading4"/>
       </w:pPr>
       <w:r>
-        <w:t xml:space="preserve">What sensors does your robot include?</w:t>
+        <w:t xml:space="preserve">Sensor 1:</w:t>
+      </w:r>
+    </w:p>
+    <w:bookmarkStart w:id="18" w:name="what-is-the-expect-range-of-input-values"/>
+    <w:p>
+      <w:pPr>
+        <w:pStyle w:val="Heading5"/>
+      </w:pPr>
+      <w:r>
+        <w:t xml:space="preserve">What is the expect range of input values?</w:t>
       </w:r>
     </w:p>
     <w:bookmarkEnd w:id="18"/>
-    <w:bookmarkStart w:id="24" w:name="sensor-1"/>
+    <w:bookmarkStart w:id="19" w:name="Xa791f0be2bdb1e580a1b5a119e89c72fcb81364"/>
+    <w:p>
+      <w:pPr>
+        <w:pStyle w:val="Heading5"/>
+      </w:pPr>
+      <w:r>
+        <w:t xml:space="preserve">What sensor did you select to make the measurement? Why?</w:t>
+      </w:r>
+    </w:p>
+    <w:bookmarkEnd w:id="19"/>
+    <w:bookmarkStart w:id="20" w:name="Xd848abc3c73d19a88f2ae50af1cfaacd5abdc4d"/>
+    <w:p>
+      <w:pPr>
+        <w:pStyle w:val="Heading5"/>
+      </w:pPr>
+      <w:r>
+        <w:t xml:space="preserve">Describe the circuit you designed. Include schematics and calculations.</w:t>
+      </w:r>
+    </w:p>
+    <w:bookmarkEnd w:id="20"/>
+    <w:bookmarkStart w:id="21" w:name="Xb651f18be055ce85d0e5e30148007bcc16b5979"/>
+    <w:p>
+      <w:pPr>
+        <w:pStyle w:val="Heading5"/>
+      </w:pPr>
+      <w:r>
+        <w:t xml:space="preserve">What if any software modifications were made?</w:t>
+      </w:r>
+    </w:p>
+    <w:bookmarkEnd w:id="21"/>
+    <w:bookmarkStart w:id="22" w:name="Xa57dd80c7e8edc1116ffb60c2090c9f44f9d681"/>
+    <w:p>
+      <w:pPr>
+        <w:pStyle w:val="Heading5"/>
+      </w:pPr>
+      <w:r>
+        <w:t xml:space="preserve">How did you validate/calibrate your sensor? Include plots.</w:t>
+      </w:r>
+    </w:p>
+    <w:bookmarkEnd w:id="22"/>
+    <w:bookmarkEnd w:id="23"/>
+    <w:bookmarkStart w:id="29" w:name="sensor-2"/>
     <w:p>
       <w:pPr>
         <w:pStyle w:val="Heading4"/>
       </w:pPr>
       <w:r>
-        <w:t xml:space="preserve">Sensor 1:</w:t>
-      </w:r>
-    </w:p>
-    <w:bookmarkStart w:id="19" w:name="what-is-the-expect-range-of-input-values"/>
+        <w:t xml:space="preserve">Sensor 2:</w:t>
+      </w:r>
+    </w:p>
+    <w:bookmarkStart w:id="24" w:name="X155dbea988fe8a3b9a9fd1997994668ff18c252"/>
     <w:p>
       <w:pPr>
         <w:pStyle w:val="Heading5"/>
@@ -345,8 +431,8 @@
         <w:t xml:space="preserve">What is the expect range of input values?</w:t>
       </w:r>
     </w:p>
-    <w:bookmarkEnd w:id="19"/>
-    <w:bookmarkStart w:id="20" w:name="Xa791f0be2bdb1e580a1b5a119e89c72fcb81364"/>
+    <w:bookmarkEnd w:id="24"/>
+    <w:bookmarkStart w:id="25" w:name="X35ea080a403f141179190d4af97d21bff8b4b05"/>
     <w:p>
       <w:pPr>
         <w:pStyle w:val="Heading5"/>
@@ -355,8 +441,8 @@
         <w:t xml:space="preserve">What sensor did you select to make the measurement? Why?</w:t>
       </w:r>
     </w:p>
-    <w:bookmarkEnd w:id="20"/>
-    <w:bookmarkStart w:id="21" w:name="Xd848abc3c73d19a88f2ae50af1cfaacd5abdc4d"/>
+    <w:bookmarkEnd w:id="25"/>
+    <w:bookmarkStart w:id="26" w:name="X9f58e3ec1f6b5169882e2a35e39954484c19fad"/>
     <w:p>
       <w:pPr>
         <w:pStyle w:val="Heading5"/>
@@ -365,8 +451,8 @@
         <w:t xml:space="preserve">Describe the circuit you designed. Include schematics and calculations.</w:t>
       </w:r>
     </w:p>
-    <w:bookmarkEnd w:id="21"/>
-    <w:bookmarkStart w:id="22" w:name="Xb651f18be055ce85d0e5e30148007bcc16b5979"/>
+    <w:bookmarkEnd w:id="26"/>
+    <w:bookmarkStart w:id="27" w:name="Xa36eb8e1d5e586c42e131327b6441cc84c91a3a"/>
     <w:p>
       <w:pPr>
         <w:pStyle w:val="Heading5"/>
@@ -375,8 +461,8 @@
         <w:t xml:space="preserve">What if any software modifications were made?</w:t>
       </w:r>
     </w:p>
-    <w:bookmarkEnd w:id="22"/>
-    <w:bookmarkStart w:id="23" w:name="Xa57dd80c7e8edc1116ffb60c2090c9f44f9d681"/>
+    <w:bookmarkEnd w:id="27"/>
+    <w:bookmarkStart w:id="28" w:name="Xb65cce8b8486450275cfe7a1d865ca6c8ed21be"/>
     <w:p>
       <w:pPr>
         <w:pStyle w:val="Heading5"/>
@@ -385,18 +471,18 @@
         <w:t xml:space="preserve">How did you validate/calibrate your sensor? Include plots.</w:t>
       </w:r>
     </w:p>
-    <w:bookmarkEnd w:id="23"/>
-    <w:bookmarkEnd w:id="24"/>
-    <w:bookmarkStart w:id="30" w:name="sensor-2"/>
+    <w:bookmarkEnd w:id="28"/>
+    <w:bookmarkEnd w:id="29"/>
+    <w:bookmarkStart w:id="35" w:name="sensor-3"/>
     <w:p>
       <w:pPr>
         <w:pStyle w:val="Heading4"/>
       </w:pPr>
       <w:r>
-        <w:t xml:space="preserve">Sensor 2:</w:t>
-      </w:r>
-    </w:p>
-    <w:bookmarkStart w:id="25" w:name="X155dbea988fe8a3b9a9fd1997994668ff18c252"/>
+        <w:t xml:space="preserve">Sensor 3:</w:t>
+      </w:r>
+    </w:p>
+    <w:bookmarkStart w:id="30" w:name="X521db27c479609688aa916d5e10f0b8999850cd"/>
     <w:p>
       <w:pPr>
         <w:pStyle w:val="Heading5"/>
@@ -405,8 +491,8 @@
         <w:t xml:space="preserve">What is the expect range of input values?</w:t>
       </w:r>
     </w:p>
-    <w:bookmarkEnd w:id="25"/>
-    <w:bookmarkStart w:id="26" w:name="X35ea080a403f141179190d4af97d21bff8b4b05"/>
+    <w:bookmarkEnd w:id="30"/>
+    <w:bookmarkStart w:id="31" w:name="X3c584086a69859fb2e66f796e5ba2c7a36354f3"/>
     <w:p>
       <w:pPr>
         <w:pStyle w:val="Heading5"/>
@@ -415,8 +501,8 @@
         <w:t xml:space="preserve">What sensor did you select to make the measurement? Why?</w:t>
       </w:r>
     </w:p>
-    <w:bookmarkEnd w:id="26"/>
-    <w:bookmarkStart w:id="27" w:name="X9f58e3ec1f6b5169882e2a35e39954484c19fad"/>
+    <w:bookmarkEnd w:id="31"/>
+    <w:bookmarkStart w:id="32" w:name="X07b0cc84499d8dc78c1c1025997406a56287131"/>
     <w:p>
       <w:pPr>
         <w:pStyle w:val="Heading5"/>
@@ -425,8 +511,8 @@
         <w:t xml:space="preserve">Describe the circuit you designed. Include schematics and calculations.</w:t>
       </w:r>
     </w:p>
-    <w:bookmarkEnd w:id="27"/>
-    <w:bookmarkStart w:id="28" w:name="Xa36eb8e1d5e586c42e131327b6441cc84c91a3a"/>
+    <w:bookmarkEnd w:id="32"/>
+    <w:bookmarkStart w:id="33" w:name="X0eeb40a036caa943ab25a85869408fc964ba659"/>
     <w:p>
       <w:pPr>
         <w:pStyle w:val="Heading5"/>
@@ -435,8 +521,8 @@
         <w:t xml:space="preserve">What if any software modifications were made?</w:t>
       </w:r>
     </w:p>
-    <w:bookmarkEnd w:id="28"/>
-    <w:bookmarkStart w:id="29" w:name="Xb65cce8b8486450275cfe7a1d865ca6c8ed21be"/>
+    <w:bookmarkEnd w:id="33"/>
+    <w:bookmarkStart w:id="34" w:name="X027b528245928bbf615774a80c9e55c2f4c2387"/>
     <w:p>
       <w:pPr>
         <w:pStyle w:val="Heading5"/>
@@ -445,76 +531,34 @@
         <w:t xml:space="preserve">How did you validate/calibrate your sensor? Include plots.</w:t>
       </w:r>
     </w:p>
-    <w:bookmarkEnd w:id="29"/>
-    <w:bookmarkEnd w:id="30"/>
-    <w:bookmarkStart w:id="36" w:name="sensor-3"/>
-    <w:p>
-      <w:pPr>
-        <w:pStyle w:val="Heading4"/>
-      </w:pPr>
-      <w:r>
-        <w:t xml:space="preserve">Sensor 3:</w:t>
-      </w:r>
-    </w:p>
-    <w:bookmarkStart w:id="31" w:name="X521db27c479609688aa916d5e10f0b8999850cd"/>
-    <w:p>
-      <w:pPr>
-        <w:pStyle w:val="Heading5"/>
-      </w:pPr>
-      <w:r>
-        <w:t xml:space="preserve">What is the expect range of input values?</w:t>
-      </w:r>
-    </w:p>
-    <w:bookmarkEnd w:id="31"/>
-    <w:bookmarkStart w:id="32" w:name="X3c584086a69859fb2e66f796e5ba2c7a36354f3"/>
-    <w:p>
-      <w:pPr>
-        <w:pStyle w:val="Heading5"/>
-      </w:pPr>
-      <w:r>
-        <w:t xml:space="preserve">What sensor did you select to make the measurement? Why?</w:t>
-      </w:r>
-    </w:p>
-    <w:bookmarkEnd w:id="32"/>
-    <w:bookmarkStart w:id="33" w:name="X07b0cc84499d8dc78c1c1025997406a56287131"/>
-    <w:p>
-      <w:pPr>
-        <w:pStyle w:val="Heading5"/>
-      </w:pPr>
-      <w:r>
-        <w:t xml:space="preserve">Describe the circuit you designed. Include schematics and calculations.</w:t>
-      </w:r>
-    </w:p>
-    <w:bookmarkEnd w:id="33"/>
-    <w:bookmarkStart w:id="34" w:name="X0eeb40a036caa943ab25a85869408fc964ba659"/>
-    <w:p>
-      <w:pPr>
-        <w:pStyle w:val="Heading5"/>
-      </w:pPr>
-      <w:r>
-        <w:t xml:space="preserve">What if any software modifications were made?</w:t>
-      </w:r>
-    </w:p>
     <w:bookmarkEnd w:id="34"/>
-    <w:bookmarkStart w:id="35" w:name="X027b528245928bbf615774a80c9e55c2f4c2387"/>
-    <w:p>
-      <w:pPr>
-        <w:pStyle w:val="Heading5"/>
-      </w:pPr>
-      <w:r>
-        <w:t xml:space="preserve">How did you validate/calibrate your sensor? Include plots.</w:t>
-      </w:r>
-    </w:p>
     <w:bookmarkEnd w:id="35"/>
     <w:bookmarkEnd w:id="36"/>
+    <w:bookmarkStart w:id="37" w:name="robot-design"/>
+    <w:p>
+      <w:pPr>
+        <w:pStyle w:val="Heading3"/>
+      </w:pPr>
+      <w:r>
+        <w:t xml:space="preserve">Robot Design</w:t>
+      </w:r>
+    </w:p>
+    <w:p>
+      <w:pPr>
+        <w:pStyle w:val="FirstParagraph"/>
+      </w:pPr>
+      <w:r>
+        <w:t xml:space="preserve">Include information and calculations for the mechanical design and integration.</w:t>
+      </w:r>
+    </w:p>
     <w:bookmarkEnd w:id="37"/>
-    <w:bookmarkStart w:id="38" w:name="robot-design"/>
+    <w:bookmarkStart w:id="38" w:name="deployment-details"/>
     <w:p>
       <w:pPr>
         <w:pStyle w:val="Heading3"/>
       </w:pPr>
       <w:r>
-        <w:t xml:space="preserve">Robot Design</w:t>
+        <w:t xml:space="preserve">Deployment Details</w:t>
       </w:r>
     </w:p>
     <w:p>
@@ -522,17 +566,17 @@
         <w:pStyle w:val="FirstParagraph"/>
       </w:pPr>
       <w:r>
-        <w:t xml:space="preserve">Include information and calculations for the mechanical design and integration.</w:t>
+        <w:t xml:space="preserve">Include relevant data for your deployment (e.g., relevant plots of data collected, photos/diagrams)</w:t>
       </w:r>
     </w:p>
     <w:bookmarkEnd w:id="38"/>
-    <w:bookmarkStart w:id="39" w:name="deployment-details"/>
+    <w:bookmarkStart w:id="39" w:name="results"/>
     <w:p>
       <w:pPr>
         <w:pStyle w:val="Heading3"/>
       </w:pPr>
       <w:r>
-        <w:t xml:space="preserve">Deployment Details</w:t>
+        <w:t xml:space="preserve">Results</w:t>
       </w:r>
     </w:p>
     <w:p>
@@ -540,75 +584,97 @@
         <w:pStyle w:val="FirstParagraph"/>
       </w:pPr>
       <w:r>
-        <w:t xml:space="preserve">Include relevant data for your deployment (e.g., relevant plots of data collected, photos/diagrams)</w:t>
+        <w:t xml:space="preserve">Include the plots you’ll use to present the key results from your deployments.</w:t>
+      </w:r>
+      <w:r>
+        <w:t xml:space="preserve"> </w:t>
+      </w:r>
+      <w:r>
+        <w:t xml:space="preserve">Plots should include comparisons to theory and ground truth measurements.</w:t>
       </w:r>
     </w:p>
     <w:bookmarkEnd w:id="39"/>
-    <w:bookmarkStart w:id="40" w:name="results"/>
+    <w:bookmarkStart w:id="43" w:name="conclusion"/>
     <w:p>
       <w:pPr>
         <w:pStyle w:val="Heading3"/>
       </w:pPr>
       <w:r>
-        <w:t xml:space="preserve">Results</w:t>
-      </w:r>
-    </w:p>
-    <w:p>
-      <w:pPr>
-        <w:pStyle w:val="FirstParagraph"/>
-      </w:pPr>
-      <w:r>
-        <w:t xml:space="preserve">Include the plots you’ll use to present the key results from your deployments.</w:t>
-      </w:r>
-      <w:r>
-        <w:t xml:space="preserve"> </w:t>
-      </w:r>
-      <w:r>
-        <w:t xml:space="preserve">Plots should include comparisons to theory and ground truth measurements.</w:t>
+        <w:t xml:space="preserve">Conclusion</w:t>
+      </w:r>
+    </w:p>
+    <w:bookmarkStart w:id="40" w:name="X8dfb2b51dee0b103350841b81efa9338c8f6d3c"/>
+    <w:p>
+      <w:pPr>
+        <w:pStyle w:val="Heading4"/>
+      </w:pPr>
+      <w:r>
+        <w:t xml:space="preserve">Write a succinct (3-4 sentence) summary of your project and results.</w:t>
       </w:r>
     </w:p>
     <w:bookmarkEnd w:id="40"/>
-    <w:bookmarkStart w:id="44" w:name="conclusion"/>
+    <w:bookmarkStart w:id="41" w:name="Xc2bb47d2fe21eac8d3b4cac2b5a31ec5bc72438"/>
+    <w:p>
+      <w:pPr>
+        <w:pStyle w:val="Heading4"/>
+      </w:pPr>
+      <w:r>
+        <w:t xml:space="preserve">What were the big-picture takeaways from your work?</w:t>
+      </w:r>
+    </w:p>
+    <w:bookmarkEnd w:id="41"/>
+    <w:bookmarkStart w:id="42" w:name="X471646832b700767f1c7235f0de57bbcabc3a6d"/>
+    <w:p>
+      <w:pPr>
+        <w:pStyle w:val="Heading4"/>
+      </w:pPr>
+      <w:r>
+        <w:t xml:space="preserve">What are your recommendations for future work? If you were deploying again next week, what would you change/improve?</w:t>
+      </w:r>
+    </w:p>
+    <w:bookmarkEnd w:id="42"/>
+    <w:bookmarkEnd w:id="43"/>
+    <w:bookmarkStart w:id="45" w:name="acknowledgements"/>
     <w:p>
       <w:pPr>
         <w:pStyle w:val="Heading3"/>
       </w:pPr>
       <w:r>
-        <w:t xml:space="preserve">Conclusion</w:t>
-      </w:r>
-    </w:p>
-    <w:bookmarkStart w:id="41" w:name="X8dfb2b51dee0b103350841b81efa9338c8f6d3c"/>
+        <w:t xml:space="preserve">Acknowledgements</w:t>
+      </w:r>
+    </w:p>
+    <w:bookmarkStart w:id="44" w:name="Xe236b5e765dbcc7689da9822bb7c43d81a90030"/>
     <w:p>
       <w:pPr>
         <w:pStyle w:val="Heading4"/>
       </w:pPr>
       <w:r>
-        <w:t xml:space="preserve">Write a succinct (3-4 sentence) summary of your project and results.</w:t>
-      </w:r>
-    </w:p>
-    <w:bookmarkEnd w:id="41"/>
-    <w:bookmarkStart w:id="42" w:name="Xc2bb47d2fe21eac8d3b4cac2b5a31ec5bc72438"/>
-    <w:p>
-      <w:pPr>
-        <w:pStyle w:val="Heading4"/>
-      </w:pPr>
-      <w:r>
-        <w:t xml:space="preserve">What were the big-picture takeaways from your work?</w:t>
-      </w:r>
-    </w:p>
-    <w:bookmarkEnd w:id="42"/>
-    <w:bookmarkStart w:id="43" w:name="X471646832b700767f1c7235f0de57bbcabc3a6d"/>
-    <w:p>
-      <w:pPr>
-        <w:pStyle w:val="Heading4"/>
-      </w:pPr>
-      <w:r>
-        <w:t xml:space="preserve">What are your recommendations for future work? If you were deploying again next week, what would you change/improve?</w:t>
-      </w:r>
-    </w:p>
-    <w:bookmarkEnd w:id="43"/>
+        <w:t xml:space="preserve">Who helped you with your project? Who made the deployments possible?</w:t>
+      </w:r>
+    </w:p>
     <w:bookmarkEnd w:id="44"/>
     <w:bookmarkEnd w:id="45"/>
+    <w:bookmarkStart w:id="47" w:name="references"/>
+    <w:p>
+      <w:pPr>
+        <w:pStyle w:val="Heading3"/>
+      </w:pPr>
+      <w:r>
+        <w:t xml:space="preserve">References</w:t>
+      </w:r>
+    </w:p>
+    <w:bookmarkStart w:id="46" w:name="X298fe1a9792eb3faf3bd3d5e3d7b8a0f94ab852"/>
+    <w:p>
+      <w:pPr>
+        <w:pStyle w:val="Heading4"/>
+      </w:pPr>
+      <w:r>
+        <w:t xml:space="preserve">What references are needed to support the concepts you introduced?</w:t>
+      </w:r>
+    </w:p>
+    <w:bookmarkEnd w:id="46"/>
+    <w:bookmarkEnd w:id="47"/>
+    <w:bookmarkEnd w:id="48"/>
     <w:sectPr>
       <w:footnotePr>
         <w:numRestart w:val="eachSect"/>

--- a/project/report/report-worksheet.docx
+++ b/project/report/report-worksheet.docx
@@ -82,7 +82,7 @@
         <w:pStyle w:val="FirstParagraph"/>
       </w:pPr>
       <w:r>
-        <w:t xml:space="preserve">There are a variety of ways that you can organize your tech memo.</w:t>
+        <w:t xml:space="preserve">There are a variety of ways that you can organize your final report.</w:t>
       </w:r>
       <w:r>
         <w:t xml:space="preserve"> </w:t>
@@ -227,11 +227,11 @@
         <w:t xml:space="preserve"> </w:t>
       </w:r>
       <w:r>
-        <w:t xml:space="preserve">for a refresher on good topics sentences and equations.</w:t>
+        <w:t xml:space="preserve">for a refresher on good topic sentences and equations.</w:t>
       </w:r>
     </w:p>
     <w:bookmarkEnd w:id="11"/>
-    <w:bookmarkStart w:id="48" w:name="template"/>
+    <w:bookmarkStart w:id="51" w:name="template"/>
     <w:p>
       <w:pPr>
         <w:pStyle w:val="Heading2"/>
@@ -279,49 +279,13 @@
         <w:t xml:space="preserve">Introduction</w:t>
       </w:r>
     </w:p>
-    <w:bookmarkStart w:id="15" w:name="Xa491817aa744e640ded435ee2c8ff5258e3db50"/>
+    <w:bookmarkStart w:id="15" w:name="X181ea6364f5265182d93428b543a039827787ea"/>
     <w:p>
       <w:pPr>
         <w:pStyle w:val="Heading4"/>
       </w:pPr>
       <w:r>
-        <w:t xml:space="preserve">List the key concepts that you need to introduce (with references)</w:t>
-      </w:r>
-    </w:p>
-    <w:p>
-      <w:pPr>
-        <w:pStyle w:val="Compact"/>
-        <w:numPr>
-          <w:ilvl w:val="0"/>
-          <w:numId w:val="1004"/>
-        </w:numPr>
-      </w:pPr>
-      <w:r>
-        <w:t xml:space="preserve">Concept 1</w:t>
-      </w:r>
-    </w:p>
-    <w:p>
-      <w:pPr>
-        <w:pStyle w:val="Compact"/>
-        <w:numPr>
-          <w:ilvl w:val="0"/>
-          <w:numId w:val="1004"/>
-        </w:numPr>
-      </w:pPr>
-      <w:r>
-        <w:t xml:space="preserve">Concept 2</w:t>
-      </w:r>
-    </w:p>
-    <w:p>
-      <w:pPr>
-        <w:pStyle w:val="Compact"/>
-        <w:numPr>
-          <w:ilvl w:val="0"/>
-          <w:numId w:val="1004"/>
-        </w:numPr>
-      </w:pPr>
-      <w:r>
-        <w:t xml:space="preserve">…</w:t>
+        <w:t xml:space="preserve">List the key concepts that you need to introduce (with references).</w:t>
       </w:r>
     </w:p>
     <w:bookmarkEnd w:id="15"/>
@@ -534,7 +498,7 @@
     <w:bookmarkEnd w:id="34"/>
     <w:bookmarkEnd w:id="35"/>
     <w:bookmarkEnd w:id="36"/>
-    <w:bookmarkStart w:id="37" w:name="robot-design"/>
+    <w:bookmarkStart w:id="38" w:name="robot-design"/>
     <w:p>
       <w:pPr>
         <w:pStyle w:val="Heading3"/>
@@ -543,16 +507,18 @@
         <w:t xml:space="preserve">Robot Design</w:t>
       </w:r>
     </w:p>
-    <w:p>
-      <w:pPr>
-        <w:pStyle w:val="FirstParagraph"/>
+    <w:bookmarkStart w:id="37" w:name="Xb9a2f1082600d49ee37972e5bf0e92a02d678bf"/>
+    <w:p>
+      <w:pPr>
+        <w:pStyle w:val="Heading4"/>
       </w:pPr>
       <w:r>
         <w:t xml:space="preserve">Include information and calculations for the mechanical design and integration.</w:t>
       </w:r>
     </w:p>
     <w:bookmarkEnd w:id="37"/>
-    <w:bookmarkStart w:id="38" w:name="deployment-details"/>
+    <w:bookmarkEnd w:id="38"/>
+    <w:bookmarkStart w:id="40" w:name="deployment-details"/>
     <w:p>
       <w:pPr>
         <w:pStyle w:val="Heading3"/>
@@ -561,16 +527,18 @@
         <w:t xml:space="preserve">Deployment Details</w:t>
       </w:r>
     </w:p>
-    <w:p>
-      <w:pPr>
-        <w:pStyle w:val="FirstParagraph"/>
-      </w:pPr>
-      <w:r>
-        <w:t xml:space="preserve">Include relevant data for your deployment (e.g., relevant plots of data collected, photos/diagrams)</w:t>
-      </w:r>
-    </w:p>
-    <w:bookmarkEnd w:id="38"/>
-    <w:bookmarkStart w:id="39" w:name="results"/>
+    <w:bookmarkStart w:id="39" w:name="Xd12d9356232762a5a3836db47bd433b15f82efe"/>
+    <w:p>
+      <w:pPr>
+        <w:pStyle w:val="Heading4"/>
+      </w:pPr>
+      <w:r>
+        <w:t xml:space="preserve">Include relevant data for your deployment (e.g., experimental protocol, safety precautions, photos/diagrams of deployment locations and launch trajectories)</w:t>
+      </w:r>
+    </w:p>
+    <w:bookmarkEnd w:id="39"/>
+    <w:bookmarkEnd w:id="40"/>
+    <w:bookmarkStart w:id="42" w:name="results"/>
     <w:p>
       <w:pPr>
         <w:pStyle w:val="Heading3"/>
@@ -579,22 +547,18 @@
         <w:t xml:space="preserve">Results</w:t>
       </w:r>
     </w:p>
-    <w:p>
-      <w:pPr>
-        <w:pStyle w:val="FirstParagraph"/>
-      </w:pPr>
-      <w:r>
-        <w:t xml:space="preserve">Include the plots you’ll use to present the key results from your deployments.</w:t>
-      </w:r>
-      <w:r>
-        <w:t xml:space="preserve"> </w:t>
-      </w:r>
-      <w:r>
-        <w:t xml:space="preserve">Plots should include comparisons to theory and ground truth measurements.</w:t>
-      </w:r>
-    </w:p>
-    <w:bookmarkEnd w:id="39"/>
-    <w:bookmarkStart w:id="43" w:name="conclusion"/>
+    <w:bookmarkStart w:id="41" w:name="X71a9515bfe705ec6cbe76c8fd5b12e2b1cf2cd9"/>
+    <w:p>
+      <w:pPr>
+        <w:pStyle w:val="Heading4"/>
+      </w:pPr>
+      <w:r>
+        <w:t xml:space="preserve">Include the plots you’ll use to present the key results from your deployments. Plots should include comparisons to theory and ground truth measurements.</w:t>
+      </w:r>
+    </w:p>
+    <w:bookmarkEnd w:id="41"/>
+    <w:bookmarkEnd w:id="42"/>
+    <w:bookmarkStart w:id="46" w:name="conclusion"/>
     <w:p>
       <w:pPr>
         <w:pStyle w:val="Heading3"/>
@@ -603,7 +567,7 @@
         <w:t xml:space="preserve">Conclusion</w:t>
       </w:r>
     </w:p>
-    <w:bookmarkStart w:id="40" w:name="X8dfb2b51dee0b103350841b81efa9338c8f6d3c"/>
+    <w:bookmarkStart w:id="43" w:name="X8dfb2b51dee0b103350841b81efa9338c8f6d3c"/>
     <w:p>
       <w:pPr>
         <w:pStyle w:val="Heading4"/>
@@ -612,8 +576,8 @@
         <w:t xml:space="preserve">Write a succinct (3-4 sentence) summary of your project and results.</w:t>
       </w:r>
     </w:p>
-    <w:bookmarkEnd w:id="40"/>
-    <w:bookmarkStart w:id="41" w:name="Xc2bb47d2fe21eac8d3b4cac2b5a31ec5bc72438"/>
+    <w:bookmarkEnd w:id="43"/>
+    <w:bookmarkStart w:id="44" w:name="Xc2bb47d2fe21eac8d3b4cac2b5a31ec5bc72438"/>
     <w:p>
       <w:pPr>
         <w:pStyle w:val="Heading4"/>
@@ -622,8 +586,8 @@
         <w:t xml:space="preserve">What were the big-picture takeaways from your work?</w:t>
       </w:r>
     </w:p>
-    <w:bookmarkEnd w:id="41"/>
-    <w:bookmarkStart w:id="42" w:name="X471646832b700767f1c7235f0de57bbcabc3a6d"/>
+    <w:bookmarkEnd w:id="44"/>
+    <w:bookmarkStart w:id="45" w:name="X471646832b700767f1c7235f0de57bbcabc3a6d"/>
     <w:p>
       <w:pPr>
         <w:pStyle w:val="Heading4"/>
@@ -632,9 +596,9 @@
         <w:t xml:space="preserve">What are your recommendations for future work? If you were deploying again next week, what would you change/improve?</w:t>
       </w:r>
     </w:p>
-    <w:bookmarkEnd w:id="42"/>
-    <w:bookmarkEnd w:id="43"/>
-    <w:bookmarkStart w:id="45" w:name="acknowledgements"/>
+    <w:bookmarkEnd w:id="45"/>
+    <w:bookmarkEnd w:id="46"/>
+    <w:bookmarkStart w:id="48" w:name="acknowledgements"/>
     <w:p>
       <w:pPr>
         <w:pStyle w:val="Heading3"/>
@@ -643,7 +607,7 @@
         <w:t xml:space="preserve">Acknowledgements</w:t>
       </w:r>
     </w:p>
-    <w:bookmarkStart w:id="44" w:name="Xe236b5e765dbcc7689da9822bb7c43d81a90030"/>
+    <w:bookmarkStart w:id="47" w:name="Xe236b5e765dbcc7689da9822bb7c43d81a90030"/>
     <w:p>
       <w:pPr>
         <w:pStyle w:val="Heading4"/>
@@ -652,29 +616,29 @@
         <w:t xml:space="preserve">Who helped you with your project? Who made the deployments possible?</w:t>
       </w:r>
     </w:p>
-    <w:bookmarkEnd w:id="44"/>
-    <w:bookmarkEnd w:id="45"/>
-    <w:bookmarkStart w:id="47" w:name="references"/>
-    <w:p>
-      <w:pPr>
-        <w:pStyle w:val="Heading3"/>
-      </w:pPr>
-      <w:r>
-        <w:t xml:space="preserve">References</w:t>
-      </w:r>
-    </w:p>
-    <w:bookmarkStart w:id="46" w:name="X298fe1a9792eb3faf3bd3d5e3d7b8a0f94ab852"/>
-    <w:p>
-      <w:pPr>
-        <w:pStyle w:val="Heading4"/>
-      </w:pPr>
-      <w:r>
-        <w:t xml:space="preserve">What references are needed to support the concepts you introduced?</w:t>
-      </w:r>
-    </w:p>
-    <w:bookmarkEnd w:id="46"/>
     <w:bookmarkEnd w:id="47"/>
     <w:bookmarkEnd w:id="48"/>
+    <w:bookmarkStart w:id="50" w:name="references"/>
+    <w:p>
+      <w:pPr>
+        <w:pStyle w:val="Heading3"/>
+      </w:pPr>
+      <w:r>
+        <w:t xml:space="preserve">References</w:t>
+      </w:r>
+    </w:p>
+    <w:bookmarkStart w:id="49" w:name="X298fe1a9792eb3faf3bd3d5e3d7b8a0f94ab852"/>
+    <w:p>
+      <w:pPr>
+        <w:pStyle w:val="Heading4"/>
+      </w:pPr>
+      <w:r>
+        <w:t xml:space="preserve">What references are needed to support the concepts you introduced?</w:t>
+      </w:r>
+    </w:p>
+    <w:bookmarkEnd w:id="49"/>
+    <w:bookmarkEnd w:id="50"/>
+    <w:bookmarkEnd w:id="51"/>
     <w:sectPr>
       <w:footnotePr>
         <w:numRestart w:val="eachSect"/>
@@ -944,109 +908,6 @@
       <w:pPr>
         <w:ind w:left="6480" w:hanging="360"/>
       </w:pPr>
-    </w:lvl>
-  </w:abstractNum>
-  <w:abstractNum w:abstractNumId="991">
-    <w:nsid w:val="0000A991"/>
-    <w:multiLevelType w:val="multilevel"/>
-    <w:lvl w:ilvl="0">
-      <w:numFmt w:val="bullet"/>
-      <w:lvlText w:val=""/>
-      <w:lvlJc w:val="left"/>
-      <w:pPr>
-        <w:ind w:left="720" w:hanging="360"/>
-      </w:pPr>
-      <w:rPr>
-        <w:rFonts w:ascii="Symbol" w:hAnsi="Symbol" w:cs="Symbol" w:hint="default"/>
-      </w:rPr>
-    </w:lvl>
-    <w:lvl w:ilvl="1">
-      <w:numFmt w:val="bullet"/>
-      <w:lvlText w:val="o"/>
-      <w:lvlJc w:val="left"/>
-      <w:pPr>
-        <w:ind w:left="1440" w:hanging="360"/>
-      </w:pPr>
-      <w:rPr>
-        <w:rFonts w:ascii="Courier New" w:hAnsi="Courier New" w:cs="Courier New" w:hint="default"/>
-      </w:rPr>
-    </w:lvl>
-    <w:lvl w:ilvl="2">
-      <w:numFmt w:val="bullet"/>
-      <w:lvlText w:val=""/>
-      <w:lvlJc w:val="left"/>
-      <w:pPr>
-        <w:ind w:left="2160" w:hanging="360"/>
-      </w:pPr>
-      <w:rPr>
-        <w:rFonts w:ascii="Wingdings" w:hAnsi="Wingdings" w:cs="Wingdings" w:hint="default"/>
-      </w:rPr>
-    </w:lvl>
-    <w:lvl w:ilvl="3">
-      <w:numFmt w:val="bullet"/>
-      <w:lvlText w:val=""/>
-      <w:lvlJc w:val="left"/>
-      <w:pPr>
-        <w:ind w:left="2880" w:hanging="360"/>
-      </w:pPr>
-      <w:rPr>
-        <w:rFonts w:ascii="Symbol" w:hAnsi="Symbol" w:cs="Symbol" w:hint="default"/>
-      </w:rPr>
-    </w:lvl>
-    <w:lvl w:ilvl="4">
-      <w:numFmt w:val="bullet"/>
-      <w:lvlText w:val="o"/>
-      <w:lvlJc w:val="left"/>
-      <w:pPr>
-        <w:ind w:left="3600" w:hanging="360"/>
-      </w:pPr>
-      <w:rPr>
-        <w:rFonts w:ascii="Courier New" w:hAnsi="Courier New" w:cs="Courier New" w:hint="default"/>
-      </w:rPr>
-    </w:lvl>
-    <w:lvl w:ilvl="5">
-      <w:numFmt w:val="bullet"/>
-      <w:lvlText w:val=""/>
-      <w:lvlJc w:val="left"/>
-      <w:pPr>
-        <w:ind w:left="4320" w:hanging="360"/>
-      </w:pPr>
-      <w:rPr>
-        <w:rFonts w:ascii="Wingdings" w:hAnsi="Wingdings" w:cs="Wingdings" w:hint="default"/>
-      </w:rPr>
-    </w:lvl>
-    <w:lvl w:ilvl="6">
-      <w:numFmt w:val="bullet"/>
-      <w:lvlText w:val=""/>
-      <w:lvlJc w:val="left"/>
-      <w:pPr>
-        <w:ind w:left="5040" w:hanging="360"/>
-      </w:pPr>
-      <w:rPr>
-        <w:rFonts w:ascii="Symbol" w:hAnsi="Symbol" w:cs="Symbol" w:hint="default"/>
-      </w:rPr>
-    </w:lvl>
-    <w:lvl w:ilvl="7">
-      <w:numFmt w:val="bullet"/>
-      <w:lvlText w:val="o"/>
-      <w:lvlJc w:val="left"/>
-      <w:pPr>
-        <w:ind w:left="5760" w:hanging="360"/>
-      </w:pPr>
-      <w:rPr>
-        <w:rFonts w:ascii="Courier New" w:hAnsi="Courier New" w:cs="Courier New" w:hint="default"/>
-      </w:rPr>
-    </w:lvl>
-    <w:lvl w:ilvl="8">
-      <w:numFmt w:val="bullet"/>
-      <w:lvlText w:val=""/>
-      <w:lvlJc w:val="left"/>
-      <w:pPr>
-        <w:ind w:left="6480" w:hanging="360"/>
-      </w:pPr>
-      <w:rPr>
-        <w:rFonts w:ascii="Wingdings" w:hAnsi="Wingdings" w:cs="Wingdings" w:hint="default"/>
-      </w:rPr>
     </w:lvl>
   </w:abstractNum>
   <w:num w:numId="1000">
@@ -1087,9 +948,6 @@
     <w:lvlOverride w:ilvl="8">
       <w:startOverride w:val="1"/>
     </w:lvlOverride>
-  </w:num>
-  <w:num w:numId="1004">
-    <w:abstractNumId w:val="991"/>
   </w:num>
 </w:numbering>
 </file>
